--- a/job-application/Misbar Alkawn/Moamen_Basyoni_CV_Misbar_Alkawn.docx
+++ b/job-application/Misbar Alkawn/Moamen_Basyoni_CV_Misbar_Alkawn.docx
@@ -192,7 +192,7 @@
         </w:numPr>
       </w:pPr>
       <w:r>
-        <w:t xml:space="preserve">Built a runtime business-rule engine, improving rule-execution performance by 45% (BenchmarkDotNet); troubleshoot production issues and optimize performance.</w:t>
+        <w:t xml:space="preserve">Built a runtime business-rule engine, improving rule-execution performance by 60% (BenchmarkDotNet); troubleshoot production issues and optimize performance.</w:t>
       </w:r>
     </w:p>
     <w:p>
